--- a/Reportes/Contrato de Fianza 323.docx
+++ b/Reportes/Contrato de Fianza 323.docx
@@ -134,7 +134,6 @@
         <w:t>{</w:t>
       </w:r>
       <w:proofErr w:type="spellStart"/>
-      <w:proofErr w:type="gramStart"/>
       <w:r>
         <w:rPr>
           <w:rFonts w:ascii="Arial" w:eastAsia="Times New Roman" w:hAnsi="Arial" w:cs="Arial"/>
@@ -147,7 +146,6 @@
         <w:t>custom.Tenedor</w:t>
       </w:r>
       <w:proofErr w:type="spellEnd"/>
-      <w:proofErr w:type="gramEnd"/>
       <w:r>
         <w:rPr>
           <w:rFonts w:ascii="Arial" w:eastAsia="Times New Roman" w:hAnsi="Arial" w:cs="Arial"/>
@@ -213,7 +211,6 @@
         <w:t>{</w:t>
       </w:r>
       <w:proofErr w:type="spellStart"/>
-      <w:proofErr w:type="gramStart"/>
       <w:r>
         <w:rPr>
           <w:rFonts w:ascii="Arial" w:eastAsia="Times New Roman" w:hAnsi="Arial" w:cs="Arial"/>
@@ -226,7 +223,6 @@
         <w:t>custom.SumaTextoTotal</w:t>
       </w:r>
       <w:proofErr w:type="spellEnd"/>
-      <w:proofErr w:type="gramEnd"/>
       <w:r>
         <w:rPr>
           <w:rFonts w:ascii="Arial" w:eastAsia="Times New Roman" w:hAnsi="Arial" w:cs="Arial"/>
@@ -292,7 +288,6 @@
         <w:t>{</w:t>
       </w:r>
       <w:proofErr w:type="spellStart"/>
-      <w:proofErr w:type="gramStart"/>
       <w:r>
         <w:rPr>
           <w:rFonts w:ascii="Arial" w:eastAsia="Times New Roman" w:hAnsi="Arial" w:cs="Arial"/>
@@ -305,7 +300,6 @@
         <w:t>custom.Descripcion</w:t>
       </w:r>
       <w:proofErr w:type="spellEnd"/>
-      <w:proofErr w:type="gramEnd"/>
       <w:r>
         <w:rPr>
           <w:rFonts w:ascii="Arial" w:eastAsia="Times New Roman" w:hAnsi="Arial" w:cs="Arial"/>
@@ -371,7 +365,6 @@
         <w:t>{</w:t>
       </w:r>
       <w:proofErr w:type="spellStart"/>
-      <w:proofErr w:type="gramStart"/>
       <w:r>
         <w:rPr>
           <w:rFonts w:ascii="Arial" w:eastAsia="Times New Roman" w:hAnsi="Arial" w:cs="Arial"/>
@@ -384,7 +377,6 @@
         <w:t>custom.DesdeTexto</w:t>
       </w:r>
       <w:proofErr w:type="spellEnd"/>
-      <w:proofErr w:type="gramEnd"/>
       <w:r>
         <w:rPr>
           <w:rFonts w:ascii="Arial" w:eastAsia="Times New Roman" w:hAnsi="Arial" w:cs="Arial"/>
@@ -718,7 +710,6 @@
         <w:t>{</w:t>
       </w:r>
       <w:proofErr w:type="spellStart"/>
-      <w:proofErr w:type="gramStart"/>
       <w:r>
         <w:rPr>
           <w:rFonts w:ascii="Arial" w:eastAsia="Times New Roman" w:hAnsi="Arial" w:cs="Arial"/>
@@ -742,7 +733,6 @@
         <w:t>AFavor</w:t>
       </w:r>
       <w:proofErr w:type="spellEnd"/>
-      <w:proofErr w:type="gramEnd"/>
       <w:r>
         <w:rPr>
           <w:rFonts w:ascii="Arial" w:eastAsia="Times New Roman" w:hAnsi="Arial" w:cs="Arial"/>
@@ -1729,29 +1719,7 @@
           <w:sz w:val="17"/>
           <w:szCs w:val="24"/>
         </w:rPr>
-        <w:t xml:space="preserve"> durante el tiempo que la persona trabajó directamente y para la debida ejecución de </w:t>
-      </w:r>
-      <w:proofErr w:type="gramStart"/>
-      <w:r>
-        <w:rPr>
-          <w:rFonts w:ascii="Arial" w:eastAsia="Times New Roman" w:hAnsi="Arial" w:cs="Arial"/>
-          <w:color w:val="000000"/>
-          <w:kern w:val="2"/>
-          <w:sz w:val="17"/>
-          <w:szCs w:val="24"/>
-        </w:rPr>
-        <w:t>la misma</w:t>
-      </w:r>
-      <w:proofErr w:type="gramEnd"/>
-      <w:r>
-        <w:rPr>
-          <w:rFonts w:ascii="Arial" w:eastAsia="Times New Roman" w:hAnsi="Arial" w:cs="Arial"/>
-          <w:color w:val="000000"/>
-          <w:kern w:val="2"/>
-          <w:sz w:val="17"/>
-          <w:szCs w:val="24"/>
-        </w:rPr>
-        <w:t>.</w:t>
+        <w:t xml:space="preserve"> durante el tiempo que la persona trabajó directamente y para la debida ejecución de la misma.</w:t>
       </w:r>
     </w:p>
     <w:p>
@@ -5034,7 +5002,7 @@
     </w:p>
     <w:p>
       <w:pPr>
-        <w:framePr w:w="11129" w:h="335" w:hRule="exact" w:wrap="auto" w:vAnchor="page" w:hAnchor="page" w:x="565" w:y="12281"/>
+        <w:framePr w:w="11129" w:h="335" w:hRule="exact" w:wrap="auto" w:vAnchor="page" w:hAnchor="page" w:x="502" w:y="13265"/>
         <w:widowControl w:val="0"/>
         <w:tabs>
           <w:tab w:val="left" w:pos="360"/>
@@ -5116,7 +5084,7 @@
     </w:p>
     <w:p>
       <w:pPr>
-        <w:framePr w:w="11129" w:h="335" w:hRule="exact" w:wrap="auto" w:vAnchor="page" w:hAnchor="page" w:x="565" w:y="12281"/>
+        <w:framePr w:w="11129" w:h="335" w:hRule="exact" w:wrap="auto" w:vAnchor="page" w:hAnchor="page" w:x="502" w:y="13265"/>
         <w:widowControl w:val="0"/>
         <w:tabs>
           <w:tab w:val="left" w:pos="360"/>
